--- a/18_DOCX/VIDA_CASES_0025_0032.docx
+++ b/18_DOCX/VIDA_CASES_0025_0032.docx
@@ -7,14 +7,61 @@
         <w:pStyle w:val="Heading1"/>
       </w:pPr>
       <w:r>
-        <w:t>VIDA_CASES_0025_0032 - Quarto ciclo de estudos de caso VIDA</w:t>
-      </w:r>
-    </w:p>
-    <w:p>
-      <w:r>
-        <w:t>————————————————————————</w:t>
-      </w:r>
-    </w:p>
+        <w:t>VIDA_CASES_0025_0032 - Estudos de caso VIDA</w:t>
+      </w:r>
+    </w:p>
+    <w:p/>
+    <w:p>
+      <w:pPr>
+        <w:pStyle w:val="Heading2"/>
+      </w:pPr>
+      <w:r>
+        <w:t>Controle</w:t>
+      </w:r>
+    </w:p>
+    <w:p/>
+    <w:p>
+      <w:pPr>
+        <w:pStyle w:val="ListBullet"/>
+      </w:pPr>
+      <w:r>
+        <w:t>Versão: 0.2</w:t>
+      </w:r>
+    </w:p>
+    <w:p>
+      <w:pPr>
+        <w:pStyle w:val="ListBullet"/>
+      </w:pPr>
+      <w:r>
+        <w:t>Data: 2026-06-26</w:t>
+      </w:r>
+    </w:p>
+    <w:p>
+      <w:pPr>
+        <w:pStyle w:val="ListBullet"/>
+      </w:pPr>
+      <w:r>
+        <w:t>Autor: JP-BR Insurance Knowledge Base</w:t>
+      </w:r>
+    </w:p>
+    <w:p>
+      <w:pPr>
+        <w:pStyle w:val="ListBullet"/>
+      </w:pPr>
+      <w:r>
+        <w:t>Histórico: Consolidação atualizada com limite comercial/compliance.</w:t>
+      </w:r>
+    </w:p>
+    <w:p/>
+    <w:p>
+      <w:pPr>
+        <w:pStyle w:val="Heading2"/>
+      </w:pPr>
+      <w:r>
+        <w:t>Conteúdo consolidado</w:t>
+      </w:r>
+    </w:p>
+    <w:p/>
     <w:p>
       <w:pPr>
         <w:pStyle w:val="Heading1"/>
@@ -23,6 +70,7 @@
         <w:t>CASE-VIDA-0025 - Família solicita indenização por morte</w:t>
       </w:r>
     </w:p>
+    <w:p/>
     <w:p>
       <w:pPr>
         <w:pStyle w:val="Heading2"/>
@@ -31,12 +79,13 @@
         <w:t>Controle</w:t>
       </w:r>
     </w:p>
+    <w:p/>
     <w:p>
       <w:pPr>
         <w:pStyle w:val="ListBullet"/>
       </w:pPr>
       <w:r>
-        <w:t>Versão: 0.1</w:t>
+        <w:t>Versão: 0.2</w:t>
       </w:r>
     </w:p>
     <w:p>
@@ -60,9 +109,10 @@
         <w:pStyle w:val="ListBullet"/>
       </w:pPr>
       <w:r>
-        <w:t>Histórico: Criação inicial.</w:t>
-      </w:r>
-    </w:p>
+        <w:t>Histórico: Criação inicial; inclusão de limite comercial/compliance.</w:t>
+      </w:r>
+    </w:p>
+    <w:p/>
     <w:p>
       <w:pPr>
         <w:pStyle w:val="Heading2"/>
@@ -71,11 +121,13 @@
         <w:t>Código</w:t>
       </w:r>
     </w:p>
+    <w:p/>
     <w:p>
       <w:r>
         <w:t>CASE-VIDA-0025</w:t>
       </w:r>
     </w:p>
+    <w:p/>
     <w:p>
       <w:pPr>
         <w:pStyle w:val="Heading2"/>
@@ -84,11 +136,13 @@
         <w:t>Produto ou categoria</w:t>
       </w:r>
     </w:p>
+    <w:p/>
     <w:p>
       <w:r>
         <w:t>VIDA</w:t>
       </w:r>
     </w:p>
+    <w:p/>
     <w:p>
       <w:pPr>
         <w:pStyle w:val="Heading2"/>
@@ -97,11 +151,13 @@
         <w:t>Situação</w:t>
       </w:r>
     </w:p>
+    <w:p/>
     <w:p>
       <w:r>
         <w:t>Família solicita indenização por morte.</w:t>
       </w:r>
     </w:p>
+    <w:p/>
     <w:p>
       <w:pPr>
         <w:pStyle w:val="Heading2"/>
@@ -110,11 +166,13 @@
         <w:t>Problema</w:t>
       </w:r>
     </w:p>
+    <w:p/>
     <w:p>
       <w:r>
         <w:t>Cliente ou família pode atrasar o recebimento por falta de documento, conta incorreta, representante inadequado ou expectativa de pagamento automático.</w:t>
       </w:r>
     </w:p>
+    <w:p/>
     <w:p>
       <w:pPr>
         <w:pStyle w:val="Heading2"/>
@@ -123,11 +181,13 @@
         <w:t>Análise</w:t>
       </w:r>
     </w:p>
+    <w:p/>
     <w:p>
       <w:r>
         <w:t>A solicitação exige documentos corretos, comprovação do evento, identificação das partes e análise formal da seguradora.</w:t>
       </w:r>
     </w:p>
+    <w:p/>
     <w:p>
       <w:pPr>
         <w:pStyle w:val="Heading2"/>
@@ -136,11 +196,13 @@
         <w:t>Orientação ao corretor</w:t>
       </w:r>
     </w:p>
+    <w:p/>
     <w:p>
       <w:r>
         <w:t>Organizar a lista de documentos, explicar prazos e acompanhar pedidos adicionais sem prometer resultado antes da análise.</w:t>
       </w:r>
     </w:p>
+    <w:p/>
     <w:p>
       <w:pPr>
         <w:pStyle w:val="Heading2"/>
@@ -149,11 +211,13 @@
         <w:t>Como explicar ao cliente brasileiro</w:t>
       </w:r>
     </w:p>
+    <w:p/>
     <w:p>
       <w:r>
         <w:t>Vamos reunir os documentos corretos e acompanhar a análise. O pagamento depende da confirmação da seguradora.</w:t>
       </w:r>
     </w:p>
+    <w:p/>
     <w:p>
       <w:pPr>
         <w:pStyle w:val="Heading2"/>
@@ -162,19 +226,37 @@
         <w:t>Resultado esperado</w:t>
       </w:r>
     </w:p>
+    <w:p/>
     <w:p>
       <w:r>
         <w:t>Solicitação organizada, cliente orientado e menor risco de atraso por documentação incompleta.</w:t>
       </w:r>
     </w:p>
+    <w:p/>
     <w:p>
       <w:pPr>
         <w:pStyle w:val="Heading2"/>
       </w:pPr>
       <w:r>
+        <w:t>Limite comercial/compliance</w:t>
+      </w:r>
+    </w:p>
+    <w:p/>
+    <w:p>
+      <w:r>
+        <w:t>O corretor deve usar este caso como orientação de atendimento, sem prometer aceitação, cobertura, valor de indenização, prazo, benefício fiscal, manutenção de contrato ou resultado de análise. A decisão final depende da apólice, declaração de saúde, documentos, situação familiar, regras fiscais quando aplicáveis e avaliação da seguradora ou órgão competente.</w:t>
+      </w:r>
+    </w:p>
+    <w:p/>
+    <w:p>
+      <w:pPr>
+        <w:pStyle w:val="Heading2"/>
+      </w:pPr>
+      <w:r>
         <w:t>Termos relacionados</w:t>
       </w:r>
     </w:p>
+    <w:p/>
     <w:p>
       <w:pPr>
         <w:pStyle w:val="ListBullet"/>
@@ -199,6 +281,7 @@
         <w:t>VIDA-0065 - 死亡診断書 - Atestado de óbito médico</w:t>
       </w:r>
     </w:p>
+    <w:p/>
     <w:p>
       <w:pPr>
         <w:pStyle w:val="Heading2"/>
@@ -207,6 +290,7 @@
         <w:t>FAQs relacionadas</w:t>
       </w:r>
     </w:p>
+    <w:p/>
     <w:p>
       <w:pPr>
         <w:pStyle w:val="ListBullet"/>
@@ -231,6 +315,7 @@
         <w:t>FAQ-VIDA-0065</w:t>
       </w:r>
     </w:p>
+    <w:p/>
     <w:p>
       <w:pPr>
         <w:pStyle w:val="Heading2"/>
@@ -239,6 +324,7 @@
         <w:t>Diálogos relacionados</w:t>
       </w:r>
     </w:p>
+    <w:p/>
     <w:p>
       <w:pPr>
         <w:pStyle w:val="ListBullet"/>
@@ -255,6 +341,7 @@
         <w:t>DIALOGUE-VIDA-0017</w:t>
       </w:r>
     </w:p>
+    <w:p/>
     <w:p>
       <w:pPr>
         <w:pStyle w:val="Heading2"/>
@@ -263,6 +350,7 @@
         <w:t>Referências cruzadas</w:t>
       </w:r>
     </w:p>
+    <w:p/>
     <w:p>
       <w:pPr>
         <w:pStyle w:val="ListBullet"/>
@@ -327,6 +415,7 @@
         <w:t>DIALOGUE-VIDA-0017</w:t>
       </w:r>
     </w:p>
+    <w:p/>
     <w:p>
       <w:pPr>
         <w:pStyle w:val="Heading2"/>
@@ -335,6 +424,7 @@
         <w:t>Referências</w:t>
       </w:r>
     </w:p>
+    <w:p/>
     <w:p>
       <w:pPr>
         <w:pStyle w:val="ListBullet"/>
@@ -343,6 +433,7 @@
         <w:t>Documento interno: `EDITORIAL_RULES.md`</w:t>
       </w:r>
     </w:p>
+    <w:p/>
     <w:p>
       <w:pPr>
         <w:pStyle w:val="Heading2"/>
@@ -351,6 +442,7 @@
         <w:t>Tags</w:t>
       </w:r>
     </w:p>
+    <w:p/>
     <w:p>
       <w:pPr>
         <w:pStyle w:val="ListBullet"/>
@@ -383,6 +475,7 @@
         <w:t>documentos</w:t>
       </w:r>
     </w:p>
+    <w:p/>
     <w:p>
       <w:pPr>
         <w:pStyle w:val="Heading2"/>
@@ -391,6 +484,7 @@
         <w:t>Veja também</w:t>
       </w:r>
     </w:p>
+    <w:p/>
     <w:p>
       <w:pPr>
         <w:pStyle w:val="ListBullet"/>
@@ -399,6 +493,7 @@
         <w:t>`14_FAQ/VIDA/FAQ-VIDA-0061.md`</w:t>
       </w:r>
     </w:p>
+    <w:p/>
     <w:p>
       <w:pPr>
         <w:pStyle w:val="Heading2"/>
@@ -407,6 +502,7 @@
         <w:t>Histórico de revisão</w:t>
       </w:r>
     </w:p>
+    <w:p/>
     <w:p>
       <w:r>
         <w:t>| Data | Versão | Autor | Alteração |</w:t>
@@ -424,9 +520,16 @@
     </w:p>
     <w:p>
       <w:r>
-        <w:t>————————————————————————</w:t>
-      </w:r>
-    </w:p>
+        <w:t>| 2026-06-26 | 0.2 | JP-BR Insurance Knowledge Base | Inclusão de limite comercial/compliance para uso seguro em atendimento e NotebookLM. |</w:t>
+      </w:r>
+    </w:p>
+    <w:p/>
+    <w:p>
+      <w:r>
+        <w:br w:type="page"/>
+      </w:r>
+    </w:p>
+    <w:p/>
     <w:p>
       <w:pPr>
         <w:pStyle w:val="Heading1"/>
@@ -435,6 +538,7 @@
         <w:t>CASE-VIDA-0026 - Segurado solicita benefício por internação ou cirurgia</w:t>
       </w:r>
     </w:p>
+    <w:p/>
     <w:p>
       <w:pPr>
         <w:pStyle w:val="Heading2"/>
@@ -443,12 +547,13 @@
         <w:t>Controle</w:t>
       </w:r>
     </w:p>
+    <w:p/>
     <w:p>
       <w:pPr>
         <w:pStyle w:val="ListBullet"/>
       </w:pPr>
       <w:r>
-        <w:t>Versão: 0.1</w:t>
+        <w:t>Versão: 0.2</w:t>
       </w:r>
     </w:p>
     <w:p>
@@ -472,9 +577,10 @@
         <w:pStyle w:val="ListBullet"/>
       </w:pPr>
       <w:r>
-        <w:t>Histórico: Criação inicial.</w:t>
-      </w:r>
-    </w:p>
+        <w:t>Histórico: Criação inicial; inclusão de limite comercial/compliance.</w:t>
+      </w:r>
+    </w:p>
+    <w:p/>
     <w:p>
       <w:pPr>
         <w:pStyle w:val="Heading2"/>
@@ -483,11 +589,13 @@
         <w:t>Código</w:t>
       </w:r>
     </w:p>
+    <w:p/>
     <w:p>
       <w:r>
         <w:t>CASE-VIDA-0026</w:t>
       </w:r>
     </w:p>
+    <w:p/>
     <w:p>
       <w:pPr>
         <w:pStyle w:val="Heading2"/>
@@ -496,11 +604,13 @@
         <w:t>Produto ou categoria</w:t>
       </w:r>
     </w:p>
+    <w:p/>
     <w:p>
       <w:r>
         <w:t>VIDA</w:t>
       </w:r>
     </w:p>
+    <w:p/>
     <w:p>
       <w:pPr>
         <w:pStyle w:val="Heading2"/>
@@ -509,11 +619,13 @@
         <w:t>Situação</w:t>
       </w:r>
     </w:p>
+    <w:p/>
     <w:p>
       <w:r>
         <w:t>Segurado solicita benefício por internação ou cirurgia.</w:t>
       </w:r>
     </w:p>
+    <w:p/>
     <w:p>
       <w:pPr>
         <w:pStyle w:val="Heading2"/>
@@ -522,11 +634,13 @@
         <w:t>Problema</w:t>
       </w:r>
     </w:p>
+    <w:p/>
     <w:p>
       <w:r>
         <w:t>Cliente ou família pode atrasar o recebimento por falta de documento, conta incorreta, representante inadequado ou expectativa de pagamento automático.</w:t>
       </w:r>
     </w:p>
+    <w:p/>
     <w:p>
       <w:pPr>
         <w:pStyle w:val="Heading2"/>
@@ -535,11 +649,13 @@
         <w:t>Análise</w:t>
       </w:r>
     </w:p>
+    <w:p/>
     <w:p>
       <w:r>
         <w:t>A solicitação exige documentos corretos, comprovação do evento, identificação das partes e análise formal da seguradora.</w:t>
       </w:r>
     </w:p>
+    <w:p/>
     <w:p>
       <w:pPr>
         <w:pStyle w:val="Heading2"/>
@@ -548,11 +664,13 @@
         <w:t>Orientação ao corretor</w:t>
       </w:r>
     </w:p>
+    <w:p/>
     <w:p>
       <w:r>
         <w:t>Organizar a lista de documentos, explicar prazos e acompanhar pedidos adicionais sem prometer resultado antes da análise.</w:t>
       </w:r>
     </w:p>
+    <w:p/>
     <w:p>
       <w:pPr>
         <w:pStyle w:val="Heading2"/>
@@ -561,11 +679,13 @@
         <w:t>Como explicar ao cliente brasileiro</w:t>
       </w:r>
     </w:p>
+    <w:p/>
     <w:p>
       <w:r>
         <w:t>Vamos reunir os documentos corretos e acompanhar a análise. O pagamento depende da confirmação da seguradora.</w:t>
       </w:r>
     </w:p>
+    <w:p/>
     <w:p>
       <w:pPr>
         <w:pStyle w:val="Heading2"/>
@@ -574,19 +694,37 @@
         <w:t>Resultado esperado</w:t>
       </w:r>
     </w:p>
+    <w:p/>
     <w:p>
       <w:r>
         <w:t>Solicitação organizada, cliente orientado e menor risco de atraso por documentação incompleta.</w:t>
       </w:r>
     </w:p>
+    <w:p/>
     <w:p>
       <w:pPr>
         <w:pStyle w:val="Heading2"/>
       </w:pPr>
       <w:r>
+        <w:t>Limite comercial/compliance</w:t>
+      </w:r>
+    </w:p>
+    <w:p/>
+    <w:p>
+      <w:r>
+        <w:t>O corretor deve usar este caso como orientação de atendimento, sem prometer aceitação, cobertura, valor de indenização, prazo, benefício fiscal, manutenção de contrato ou resultado de análise. A decisão final depende da apólice, declaração de saúde, documentos, situação familiar, regras fiscais quando aplicáveis e avaliação da seguradora ou órgão competente.</w:t>
+      </w:r>
+    </w:p>
+    <w:p/>
+    <w:p>
+      <w:pPr>
+        <w:pStyle w:val="Heading2"/>
+      </w:pPr>
+      <w:r>
         <w:t>Termos relacionados</w:t>
       </w:r>
     </w:p>
+    <w:p/>
     <w:p>
       <w:pPr>
         <w:pStyle w:val="ListBullet"/>
@@ -603,6 +741,7 @@
         <w:t>VIDA-0064 - 診断書 - Atestado ou relatório médico</w:t>
       </w:r>
     </w:p>
+    <w:p/>
     <w:p>
       <w:pPr>
         <w:pStyle w:val="Heading2"/>
@@ -611,6 +750,7 @@
         <w:t>FAQs relacionadas</w:t>
       </w:r>
     </w:p>
+    <w:p/>
     <w:p>
       <w:pPr>
         <w:pStyle w:val="ListBullet"/>
@@ -627,6 +767,7 @@
         <w:t>FAQ-VIDA-0064</w:t>
       </w:r>
     </w:p>
+    <w:p/>
     <w:p>
       <w:pPr>
         <w:pStyle w:val="Heading2"/>
@@ -635,6 +776,7 @@
         <w:t>Diálogos relacionados</w:t>
       </w:r>
     </w:p>
+    <w:p/>
     <w:p>
       <w:pPr>
         <w:pStyle w:val="ListBullet"/>
@@ -643,6 +785,7 @@
         <w:t>DIALOGUE-VIDA-0016</w:t>
       </w:r>
     </w:p>
+    <w:p/>
     <w:p>
       <w:pPr>
         <w:pStyle w:val="Heading2"/>
@@ -651,6 +794,7 @@
         <w:t>Referências cruzadas</w:t>
       </w:r>
     </w:p>
+    <w:p/>
     <w:p>
       <w:pPr>
         <w:pStyle w:val="ListBullet"/>
@@ -691,6 +835,7 @@
         <w:t>DIALOGUE-VIDA-0016</w:t>
       </w:r>
     </w:p>
+    <w:p/>
     <w:p>
       <w:pPr>
         <w:pStyle w:val="Heading2"/>
@@ -699,6 +844,7 @@
         <w:t>Referências</w:t>
       </w:r>
     </w:p>
+    <w:p/>
     <w:p>
       <w:pPr>
         <w:pStyle w:val="ListBullet"/>
@@ -707,6 +853,7 @@
         <w:t>Documento interno: `EDITORIAL_RULES.md`</w:t>
       </w:r>
     </w:p>
+    <w:p/>
     <w:p>
       <w:pPr>
         <w:pStyle w:val="Heading2"/>
@@ -715,6 +862,7 @@
         <w:t>Tags</w:t>
       </w:r>
     </w:p>
+    <w:p/>
     <w:p>
       <w:pPr>
         <w:pStyle w:val="ListBullet"/>
@@ -747,6 +895,7 @@
         <w:t>documentos</w:t>
       </w:r>
     </w:p>
+    <w:p/>
     <w:p>
       <w:pPr>
         <w:pStyle w:val="Heading2"/>
@@ -755,6 +904,7 @@
         <w:t>Veja também</w:t>
       </w:r>
     </w:p>
+    <w:p/>
     <w:p>
       <w:pPr>
         <w:pStyle w:val="ListBullet"/>
@@ -763,6 +913,7 @@
         <w:t>`14_FAQ/VIDA/FAQ-VIDA-0062.md`</w:t>
       </w:r>
     </w:p>
+    <w:p/>
     <w:p>
       <w:pPr>
         <w:pStyle w:val="Heading2"/>
@@ -771,6 +922,7 @@
         <w:t>Histórico de revisão</w:t>
       </w:r>
     </w:p>
+    <w:p/>
     <w:p>
       <w:r>
         <w:t>| Data | Versão | Autor | Alteração |</w:t>
@@ -788,9 +940,16 @@
     </w:p>
     <w:p>
       <w:r>
-        <w:t>————————————————————————</w:t>
-      </w:r>
-    </w:p>
+        <w:t>| 2026-06-26 | 0.2 | JP-BR Insurance Knowledge Base | Inclusão de limite comercial/compliance para uso seguro em atendimento e NotebookLM. |</w:t>
+      </w:r>
+    </w:p>
+    <w:p/>
+    <w:p>
+      <w:r>
+        <w:br w:type="page"/>
+      </w:r>
+    </w:p>
+    <w:p/>
     <w:p>
       <w:pPr>
         <w:pStyle w:val="Heading1"/>
@@ -799,6 +958,7 @@
         <w:t>CASE-VIDA-0027 - Documentos oficiais japoneses são necessários para comprovar relação familiar</w:t>
       </w:r>
     </w:p>
+    <w:p/>
     <w:p>
       <w:pPr>
         <w:pStyle w:val="Heading2"/>
@@ -807,12 +967,13 @@
         <w:t>Controle</w:t>
       </w:r>
     </w:p>
+    <w:p/>
     <w:p>
       <w:pPr>
         <w:pStyle w:val="ListBullet"/>
       </w:pPr>
       <w:r>
-        <w:t>Versão: 0.1</w:t>
+        <w:t>Versão: 0.2</w:t>
       </w:r>
     </w:p>
     <w:p>
@@ -836,9 +997,10 @@
         <w:pStyle w:val="ListBullet"/>
       </w:pPr>
       <w:r>
-        <w:t>Histórico: Criação inicial.</w:t>
-      </w:r>
-    </w:p>
+        <w:t>Histórico: Criação inicial; inclusão de limite comercial/compliance.</w:t>
+      </w:r>
+    </w:p>
+    <w:p/>
     <w:p>
       <w:pPr>
         <w:pStyle w:val="Heading2"/>
@@ -847,11 +1009,13 @@
         <w:t>Código</w:t>
       </w:r>
     </w:p>
+    <w:p/>
     <w:p>
       <w:r>
         <w:t>CASE-VIDA-0027</w:t>
       </w:r>
     </w:p>
+    <w:p/>
     <w:p>
       <w:pPr>
         <w:pStyle w:val="Heading2"/>
@@ -860,11 +1024,13 @@
         <w:t>Produto ou categoria</w:t>
       </w:r>
     </w:p>
+    <w:p/>
     <w:p>
       <w:r>
         <w:t>VIDA</w:t>
       </w:r>
     </w:p>
+    <w:p/>
     <w:p>
       <w:pPr>
         <w:pStyle w:val="Heading2"/>
@@ -873,11 +1039,13 @@
         <w:t>Situação</w:t>
       </w:r>
     </w:p>
+    <w:p/>
     <w:p>
       <w:r>
         <w:t>Documentos oficiais japoneses são necessários para comprovar relação familiar.</w:t>
       </w:r>
     </w:p>
+    <w:p/>
     <w:p>
       <w:pPr>
         <w:pStyle w:val="Heading2"/>
@@ -886,11 +1054,13 @@
         <w:t>Problema</w:t>
       </w:r>
     </w:p>
+    <w:p/>
     <w:p>
       <w:r>
         <w:t>Cliente ou família pode atrasar o recebimento por falta de documento, conta incorreta, representante inadequado ou expectativa de pagamento automático.</w:t>
       </w:r>
     </w:p>
+    <w:p/>
     <w:p>
       <w:pPr>
         <w:pStyle w:val="Heading2"/>
@@ -899,11 +1069,13 @@
         <w:t>Análise</w:t>
       </w:r>
     </w:p>
+    <w:p/>
     <w:p>
       <w:r>
         <w:t>A solicitação exige documentos corretos, comprovação do evento, identificação das partes e análise formal da seguradora.</w:t>
       </w:r>
     </w:p>
+    <w:p/>
     <w:p>
       <w:pPr>
         <w:pStyle w:val="Heading2"/>
@@ -912,11 +1084,13 @@
         <w:t>Orientação ao corretor</w:t>
       </w:r>
     </w:p>
+    <w:p/>
     <w:p>
       <w:r>
         <w:t>Organizar a lista de documentos, explicar prazos e acompanhar pedidos adicionais sem prometer resultado antes da análise.</w:t>
       </w:r>
     </w:p>
+    <w:p/>
     <w:p>
       <w:pPr>
         <w:pStyle w:val="Heading2"/>
@@ -925,11 +1099,13 @@
         <w:t>Como explicar ao cliente brasileiro</w:t>
       </w:r>
     </w:p>
+    <w:p/>
     <w:p>
       <w:r>
         <w:t>Vamos reunir os documentos corretos e acompanhar a análise. O pagamento depende da confirmação da seguradora.</w:t>
       </w:r>
     </w:p>
+    <w:p/>
     <w:p>
       <w:pPr>
         <w:pStyle w:val="Heading2"/>
@@ -938,19 +1114,37 @@
         <w:t>Resultado esperado</w:t>
       </w:r>
     </w:p>
+    <w:p/>
     <w:p>
       <w:r>
         <w:t>Solicitação organizada, cliente orientado e menor risco de atraso por documentação incompleta.</w:t>
       </w:r>
     </w:p>
+    <w:p/>
     <w:p>
       <w:pPr>
         <w:pStyle w:val="Heading2"/>
       </w:pPr>
       <w:r>
+        <w:t>Limite comercial/compliance</w:t>
+      </w:r>
+    </w:p>
+    <w:p/>
+    <w:p>
+      <w:r>
+        <w:t>O corretor deve usar este caso como orientação de atendimento, sem prometer aceitação, cobertura, valor de indenização, prazo, benefício fiscal, manutenção de contrato ou resultado de análise. A decisão final depende da apólice, declaração de saúde, documentos, situação familiar, regras fiscais quando aplicáveis e avaliação da seguradora ou órgão competente.</w:t>
+      </w:r>
+    </w:p>
+    <w:p/>
+    <w:p>
+      <w:pPr>
+        <w:pStyle w:val="Heading2"/>
+      </w:pPr>
+      <w:r>
         <w:t>Termos relacionados</w:t>
       </w:r>
     </w:p>
+    <w:p/>
     <w:p>
       <w:pPr>
         <w:pStyle w:val="ListBullet"/>
@@ -975,6 +1169,7 @@
         <w:t>VIDA-0068 - 本人確認書類 - Documento de identificação</w:t>
       </w:r>
     </w:p>
+    <w:p/>
     <w:p>
       <w:pPr>
         <w:pStyle w:val="Heading2"/>
@@ -983,6 +1178,7 @@
         <w:t>FAQs relacionadas</w:t>
       </w:r>
     </w:p>
+    <w:p/>
     <w:p>
       <w:pPr>
         <w:pStyle w:val="ListBullet"/>
@@ -1007,6 +1203,7 @@
         <w:t>FAQ-VIDA-0068</w:t>
       </w:r>
     </w:p>
+    <w:p/>
     <w:p>
       <w:pPr>
         <w:pStyle w:val="Heading2"/>
@@ -1015,6 +1212,7 @@
         <w:t>Diálogos relacionados</w:t>
       </w:r>
     </w:p>
+    <w:p/>
     <w:p>
       <w:pPr>
         <w:pStyle w:val="ListBullet"/>
@@ -1023,6 +1221,7 @@
         <w:t>DIALOGUE-VIDA-0017</w:t>
       </w:r>
     </w:p>
+    <w:p/>
     <w:p>
       <w:pPr>
         <w:pStyle w:val="Heading2"/>
@@ -1031,6 +1230,7 @@
         <w:t>Referências cruzadas</w:t>
       </w:r>
     </w:p>
+    <w:p/>
     <w:p>
       <w:pPr>
         <w:pStyle w:val="ListBullet"/>
@@ -1087,6 +1287,7 @@
         <w:t>DIALOGUE-VIDA-0017</w:t>
       </w:r>
     </w:p>
+    <w:p/>
     <w:p>
       <w:pPr>
         <w:pStyle w:val="Heading2"/>
@@ -1095,6 +1296,7 @@
         <w:t>Referências</w:t>
       </w:r>
     </w:p>
+    <w:p/>
     <w:p>
       <w:pPr>
         <w:pStyle w:val="ListBullet"/>
@@ -1103,6 +1305,7 @@
         <w:t>Documento interno: `EDITORIAL_RULES.md`</w:t>
       </w:r>
     </w:p>
+    <w:p/>
     <w:p>
       <w:pPr>
         <w:pStyle w:val="Heading2"/>
@@ -1111,6 +1314,7 @@
         <w:t>Tags</w:t>
       </w:r>
     </w:p>
+    <w:p/>
     <w:p>
       <w:pPr>
         <w:pStyle w:val="ListBullet"/>
@@ -1143,6 +1347,7 @@
         <w:t>documentos</w:t>
       </w:r>
     </w:p>
+    <w:p/>
     <w:p>
       <w:pPr>
         <w:pStyle w:val="Heading2"/>
@@ -1151,6 +1356,7 @@
         <w:t>Veja também</w:t>
       </w:r>
     </w:p>
+    <w:p/>
     <w:p>
       <w:pPr>
         <w:pStyle w:val="ListBullet"/>
@@ -1159,6 +1365,7 @@
         <w:t>`14_FAQ/VIDA/FAQ-VIDA-0066.md`</w:t>
       </w:r>
     </w:p>
+    <w:p/>
     <w:p>
       <w:pPr>
         <w:pStyle w:val="Heading2"/>
@@ -1167,6 +1374,7 @@
         <w:t>Histórico de revisão</w:t>
       </w:r>
     </w:p>
+    <w:p/>
     <w:p>
       <w:r>
         <w:t>| Data | Versão | Autor | Alteração |</w:t>
@@ -1184,9 +1392,16 @@
     </w:p>
     <w:p>
       <w:r>
-        <w:t>————————————————————————</w:t>
-      </w:r>
-    </w:p>
+        <w:t>| 2026-06-26 | 0.2 | JP-BR Insurance Knowledge Base | Inclusão de limite comercial/compliance para uso seguro em atendimento e NotebookLM. |</w:t>
+      </w:r>
+    </w:p>
+    <w:p/>
+    <w:p>
+      <w:r>
+        <w:br w:type="page"/>
+      </w:r>
+    </w:p>
+    <w:p/>
     <w:p>
       <w:pPr>
         <w:pStyle w:val="Heading1"/>
@@ -1195,6 +1410,7 @@
         <w:t>CASE-VIDA-0028 - Beneficiário informa conta bancária incorreta</w:t>
       </w:r>
     </w:p>
+    <w:p/>
     <w:p>
       <w:pPr>
         <w:pStyle w:val="Heading2"/>
@@ -1203,12 +1419,13 @@
         <w:t>Controle</w:t>
       </w:r>
     </w:p>
+    <w:p/>
     <w:p>
       <w:pPr>
         <w:pStyle w:val="ListBullet"/>
       </w:pPr>
       <w:r>
-        <w:t>Versão: 0.1</w:t>
+        <w:t>Versão: 0.2</w:t>
       </w:r>
     </w:p>
     <w:p>
@@ -1232,9 +1449,10 @@
         <w:pStyle w:val="ListBullet"/>
       </w:pPr>
       <w:r>
-        <w:t>Histórico: Criação inicial.</w:t>
-      </w:r>
-    </w:p>
+        <w:t>Histórico: Criação inicial; inclusão de limite comercial/compliance.</w:t>
+      </w:r>
+    </w:p>
+    <w:p/>
     <w:p>
       <w:pPr>
         <w:pStyle w:val="Heading2"/>
@@ -1243,11 +1461,13 @@
         <w:t>Código</w:t>
       </w:r>
     </w:p>
+    <w:p/>
     <w:p>
       <w:r>
         <w:t>CASE-VIDA-0028</w:t>
       </w:r>
     </w:p>
+    <w:p/>
     <w:p>
       <w:pPr>
         <w:pStyle w:val="Heading2"/>
@@ -1256,11 +1476,13 @@
         <w:t>Produto ou categoria</w:t>
       </w:r>
     </w:p>
+    <w:p/>
     <w:p>
       <w:r>
         <w:t>VIDA</w:t>
       </w:r>
     </w:p>
+    <w:p/>
     <w:p>
       <w:pPr>
         <w:pStyle w:val="Heading2"/>
@@ -1269,11 +1491,13 @@
         <w:t>Situação</w:t>
       </w:r>
     </w:p>
+    <w:p/>
     <w:p>
       <w:r>
         <w:t>Beneficiário informa conta bancária incorreta.</w:t>
       </w:r>
     </w:p>
+    <w:p/>
     <w:p>
       <w:pPr>
         <w:pStyle w:val="Heading2"/>
@@ -1282,11 +1506,13 @@
         <w:t>Problema</w:t>
       </w:r>
     </w:p>
+    <w:p/>
     <w:p>
       <w:r>
         <w:t>Cliente ou família pode atrasar o recebimento por falta de documento, conta incorreta, representante inadequado ou expectativa de pagamento automático.</w:t>
       </w:r>
     </w:p>
+    <w:p/>
     <w:p>
       <w:pPr>
         <w:pStyle w:val="Heading2"/>
@@ -1295,11 +1521,13 @@
         <w:t>Análise</w:t>
       </w:r>
     </w:p>
+    <w:p/>
     <w:p>
       <w:r>
         <w:t>A solicitação exige documentos corretos, comprovação do evento, identificação das partes e análise formal da seguradora.</w:t>
       </w:r>
     </w:p>
+    <w:p/>
     <w:p>
       <w:pPr>
         <w:pStyle w:val="Heading2"/>
@@ -1308,11 +1536,13 @@
         <w:t>Orientação ao corretor</w:t>
       </w:r>
     </w:p>
+    <w:p/>
     <w:p>
       <w:r>
         <w:t>Organizar a lista de documentos, explicar prazos e acompanhar pedidos adicionais sem prometer resultado antes da análise.</w:t>
       </w:r>
     </w:p>
+    <w:p/>
     <w:p>
       <w:pPr>
         <w:pStyle w:val="Heading2"/>
@@ -1321,11 +1551,13 @@
         <w:t>Como explicar ao cliente brasileiro</w:t>
       </w:r>
     </w:p>
+    <w:p/>
     <w:p>
       <w:r>
         <w:t>Vamos reunir os documentos corretos e acompanhar a análise. O pagamento depende da confirmação da seguradora.</w:t>
       </w:r>
     </w:p>
+    <w:p/>
     <w:p>
       <w:pPr>
         <w:pStyle w:val="Heading2"/>
@@ -1334,19 +1566,37 @@
         <w:t>Resultado esperado</w:t>
       </w:r>
     </w:p>
+    <w:p/>
     <w:p>
       <w:r>
         <w:t>Solicitação organizada, cliente orientado e menor risco de atraso por documentação incompleta.</w:t>
       </w:r>
     </w:p>
+    <w:p/>
     <w:p>
       <w:pPr>
         <w:pStyle w:val="Heading2"/>
       </w:pPr>
       <w:r>
+        <w:t>Limite comercial/compliance</w:t>
+      </w:r>
+    </w:p>
+    <w:p/>
+    <w:p>
+      <w:r>
+        <w:t>O corretor deve usar este caso como orientação de atendimento, sem prometer aceitação, cobertura, valor de indenização, prazo, benefício fiscal, manutenção de contrato ou resultado de análise. A decisão final depende da apólice, declaração de saúde, documentos, situação familiar, regras fiscais quando aplicáveis e avaliação da seguradora ou órgão competente.</w:t>
+      </w:r>
+    </w:p>
+    <w:p/>
+    <w:p>
+      <w:pPr>
+        <w:pStyle w:val="Heading2"/>
+      </w:pPr>
+      <w:r>
         <w:t>Termos relacionados</w:t>
       </w:r>
     </w:p>
+    <w:p/>
     <w:p>
       <w:pPr>
         <w:pStyle w:val="ListBullet"/>
@@ -1363,6 +1613,7 @@
         <w:t>VIDA-0068 - 本人確認書類 - Documento de identificação</w:t>
       </w:r>
     </w:p>
+    <w:p/>
     <w:p>
       <w:pPr>
         <w:pStyle w:val="Heading2"/>
@@ -1371,6 +1622,7 @@
         <w:t>FAQs relacionadas</w:t>
       </w:r>
     </w:p>
+    <w:p/>
     <w:p>
       <w:pPr>
         <w:pStyle w:val="ListBullet"/>
@@ -1387,6 +1639,7 @@
         <w:t>FAQ-VIDA-0068</w:t>
       </w:r>
     </w:p>
+    <w:p/>
     <w:p>
       <w:pPr>
         <w:pStyle w:val="Heading2"/>
@@ -1395,6 +1648,7 @@
         <w:t>Diálogos relacionados</w:t>
       </w:r>
     </w:p>
+    <w:p/>
     <w:p>
       <w:pPr>
         <w:pStyle w:val="ListBullet"/>
@@ -1403,6 +1657,7 @@
         <w:t>DIALOGUE-VIDA-0018</w:t>
       </w:r>
     </w:p>
+    <w:p/>
     <w:p>
       <w:pPr>
         <w:pStyle w:val="Heading2"/>
@@ -1411,6 +1666,7 @@
         <w:t>Referências cruzadas</w:t>
       </w:r>
     </w:p>
+    <w:p/>
     <w:p>
       <w:pPr>
         <w:pStyle w:val="ListBullet"/>
@@ -1451,6 +1707,7 @@
         <w:t>DIALOGUE-VIDA-0018</w:t>
       </w:r>
     </w:p>
+    <w:p/>
     <w:p>
       <w:pPr>
         <w:pStyle w:val="Heading2"/>
@@ -1459,6 +1716,7 @@
         <w:t>Referências</w:t>
       </w:r>
     </w:p>
+    <w:p/>
     <w:p>
       <w:pPr>
         <w:pStyle w:val="ListBullet"/>
@@ -1467,6 +1725,7 @@
         <w:t>Documento interno: `EDITORIAL_RULES.md`</w:t>
       </w:r>
     </w:p>
+    <w:p/>
     <w:p>
       <w:pPr>
         <w:pStyle w:val="Heading2"/>
@@ -1475,6 +1734,7 @@
         <w:t>Tags</w:t>
       </w:r>
     </w:p>
+    <w:p/>
     <w:p>
       <w:pPr>
         <w:pStyle w:val="ListBullet"/>
@@ -1507,6 +1767,7 @@
         <w:t>documentos</w:t>
       </w:r>
     </w:p>
+    <w:p/>
     <w:p>
       <w:pPr>
         <w:pStyle w:val="Heading2"/>
@@ -1515,6 +1776,7 @@
         <w:t>Veja também</w:t>
       </w:r>
     </w:p>
+    <w:p/>
     <w:p>
       <w:pPr>
         <w:pStyle w:val="ListBullet"/>
@@ -1523,6 +1785,7 @@
         <w:t>`14_FAQ/VIDA/FAQ-VIDA-0069.md`</w:t>
       </w:r>
     </w:p>
+    <w:p/>
     <w:p>
       <w:pPr>
         <w:pStyle w:val="Heading2"/>
@@ -1531,6 +1794,7 @@
         <w:t>Histórico de revisão</w:t>
       </w:r>
     </w:p>
+    <w:p/>
     <w:p>
       <w:r>
         <w:t>| Data | Versão | Autor | Alteração |</w:t>
@@ -1548,9 +1812,16 @@
     </w:p>
     <w:p>
       <w:r>
-        <w:t>————————————————————————</w:t>
-      </w:r>
-    </w:p>
+        <w:t>| 2026-06-26 | 0.2 | JP-BR Insurance Knowledge Base | Inclusão de limite comercial/compliance para uso seguro em atendimento e NotebookLM. |</w:t>
+      </w:r>
+    </w:p>
+    <w:p/>
+    <w:p>
+      <w:r>
+        <w:br w:type="page"/>
+      </w:r>
+    </w:p>
+    <w:p/>
     <w:p>
       <w:pPr>
         <w:pStyle w:val="Heading1"/>
@@ -1559,6 +1830,7 @@
         <w:t>CASE-VIDA-0029 - Seguradora analisa se há direito ao pagamento</w:t>
       </w:r>
     </w:p>
+    <w:p/>
     <w:p>
       <w:pPr>
         <w:pStyle w:val="Heading2"/>
@@ -1567,12 +1839,13 @@
         <w:t>Controle</w:t>
       </w:r>
     </w:p>
+    <w:p/>
     <w:p>
       <w:pPr>
         <w:pStyle w:val="ListBullet"/>
       </w:pPr>
       <w:r>
-        <w:t>Versão: 0.1</w:t>
+        <w:t>Versão: 0.2</w:t>
       </w:r>
     </w:p>
     <w:p>
@@ -1596,9 +1869,10 @@
         <w:pStyle w:val="ListBullet"/>
       </w:pPr>
       <w:r>
-        <w:t>Histórico: Criação inicial.</w:t>
-      </w:r>
-    </w:p>
+        <w:t>Histórico: Criação inicial; inclusão de limite comercial/compliance.</w:t>
+      </w:r>
+    </w:p>
+    <w:p/>
     <w:p>
       <w:pPr>
         <w:pStyle w:val="Heading2"/>
@@ -1607,11 +1881,13 @@
         <w:t>Código</w:t>
       </w:r>
     </w:p>
+    <w:p/>
     <w:p>
       <w:r>
         <w:t>CASE-VIDA-0029</w:t>
       </w:r>
     </w:p>
+    <w:p/>
     <w:p>
       <w:pPr>
         <w:pStyle w:val="Heading2"/>
@@ -1620,11 +1896,13 @@
         <w:t>Produto ou categoria</w:t>
       </w:r>
     </w:p>
+    <w:p/>
     <w:p>
       <w:r>
         <w:t>VIDA</w:t>
       </w:r>
     </w:p>
+    <w:p/>
     <w:p>
       <w:pPr>
         <w:pStyle w:val="Heading2"/>
@@ -1633,11 +1911,13 @@
         <w:t>Situação</w:t>
       </w:r>
     </w:p>
+    <w:p/>
     <w:p>
       <w:r>
         <w:t>Seguradora analisa se há direito ao pagamento.</w:t>
       </w:r>
     </w:p>
+    <w:p/>
     <w:p>
       <w:pPr>
         <w:pStyle w:val="Heading2"/>
@@ -1646,11 +1926,13 @@
         <w:t>Problema</w:t>
       </w:r>
     </w:p>
+    <w:p/>
     <w:p>
       <w:r>
         <w:t>Cliente ou família pode atrasar o recebimento por falta de documento, conta incorreta, representante inadequado ou expectativa de pagamento automático.</w:t>
       </w:r>
     </w:p>
+    <w:p/>
     <w:p>
       <w:pPr>
         <w:pStyle w:val="Heading2"/>
@@ -1659,11 +1941,13 @@
         <w:t>Análise</w:t>
       </w:r>
     </w:p>
+    <w:p/>
     <w:p>
       <w:r>
         <w:t>A solicitação exige documentos corretos, comprovação do evento, identificação das partes e análise formal da seguradora.</w:t>
       </w:r>
     </w:p>
+    <w:p/>
     <w:p>
       <w:pPr>
         <w:pStyle w:val="Heading2"/>
@@ -1672,11 +1956,13 @@
         <w:t>Orientação ao corretor</w:t>
       </w:r>
     </w:p>
+    <w:p/>
     <w:p>
       <w:r>
         <w:t>Organizar a lista de documentos, explicar prazos e acompanhar pedidos adicionais sem prometer resultado antes da análise.</w:t>
       </w:r>
     </w:p>
+    <w:p/>
     <w:p>
       <w:pPr>
         <w:pStyle w:val="Heading2"/>
@@ -1685,11 +1971,13 @@
         <w:t>Como explicar ao cliente brasileiro</w:t>
       </w:r>
     </w:p>
+    <w:p/>
     <w:p>
       <w:r>
         <w:t>Vamos reunir os documentos corretos e acompanhar a análise. O pagamento depende da confirmação da seguradora.</w:t>
       </w:r>
     </w:p>
+    <w:p/>
     <w:p>
       <w:pPr>
         <w:pStyle w:val="Heading2"/>
@@ -1698,19 +1986,37 @@
         <w:t>Resultado esperado</w:t>
       </w:r>
     </w:p>
+    <w:p/>
     <w:p>
       <w:r>
         <w:t>Solicitação organizada, cliente orientado e menor risco de atraso por documentação incompleta.</w:t>
       </w:r>
     </w:p>
+    <w:p/>
     <w:p>
       <w:pPr>
         <w:pStyle w:val="Heading2"/>
       </w:pPr>
       <w:r>
+        <w:t>Limite comercial/compliance</w:t>
+      </w:r>
+    </w:p>
+    <w:p/>
+    <w:p>
+      <w:r>
+        <w:t>O corretor deve usar este caso como orientação de atendimento, sem prometer aceitação, cobertura, valor de indenização, prazo, benefício fiscal, manutenção de contrato ou resultado de análise. A decisão final depende da apólice, declaração de saúde, documentos, situação familiar, regras fiscais quando aplicáveis e avaliação da seguradora ou órgão competente.</w:t>
+      </w:r>
+    </w:p>
+    <w:p/>
+    <w:p>
+      <w:pPr>
+        <w:pStyle w:val="Heading2"/>
+      </w:pPr>
+      <w:r>
         <w:t>Termos relacionados</w:t>
       </w:r>
     </w:p>
+    <w:p/>
     <w:p>
       <w:pPr>
         <w:pStyle w:val="ListBullet"/>
@@ -1735,6 +2041,7 @@
         <w:t>VIDA-0072 - 不払 - Recusa de pagamento</w:t>
       </w:r>
     </w:p>
+    <w:p/>
     <w:p>
       <w:pPr>
         <w:pStyle w:val="Heading2"/>
@@ -1743,6 +2050,7 @@
         <w:t>FAQs relacionadas</w:t>
       </w:r>
     </w:p>
+    <w:p/>
     <w:p>
       <w:pPr>
         <w:pStyle w:val="ListBullet"/>
@@ -1767,6 +2075,7 @@
         <w:t>FAQ-VIDA-0072</w:t>
       </w:r>
     </w:p>
+    <w:p/>
     <w:p>
       <w:pPr>
         <w:pStyle w:val="Heading2"/>
@@ -1775,6 +2084,7 @@
         <w:t>Diálogos relacionados</w:t>
       </w:r>
     </w:p>
+    <w:p/>
     <w:p>
       <w:pPr>
         <w:pStyle w:val="ListBullet"/>
@@ -1783,6 +2093,7 @@
         <w:t>DIALOGUE-VIDA-0018</w:t>
       </w:r>
     </w:p>
+    <w:p/>
     <w:p>
       <w:pPr>
         <w:pStyle w:val="Heading2"/>
@@ -1791,6 +2102,7 @@
         <w:t>Referências cruzadas</w:t>
       </w:r>
     </w:p>
+    <w:p/>
     <w:p>
       <w:pPr>
         <w:pStyle w:val="ListBullet"/>
@@ -1847,6 +2159,7 @@
         <w:t>DIALOGUE-VIDA-0018</w:t>
       </w:r>
     </w:p>
+    <w:p/>
     <w:p>
       <w:pPr>
         <w:pStyle w:val="Heading2"/>
@@ -1855,6 +2168,7 @@
         <w:t>Referências</w:t>
       </w:r>
     </w:p>
+    <w:p/>
     <w:p>
       <w:pPr>
         <w:pStyle w:val="ListBullet"/>
@@ -1863,6 +2177,7 @@
         <w:t>Documento interno: `EDITORIAL_RULES.md`</w:t>
       </w:r>
     </w:p>
+    <w:p/>
     <w:p>
       <w:pPr>
         <w:pStyle w:val="Heading2"/>
@@ -1871,6 +2186,7 @@
         <w:t>Tags</w:t>
       </w:r>
     </w:p>
+    <w:p/>
     <w:p>
       <w:pPr>
         <w:pStyle w:val="ListBullet"/>
@@ -1903,6 +2219,7 @@
         <w:t>documentos</w:t>
       </w:r>
     </w:p>
+    <w:p/>
     <w:p>
       <w:pPr>
         <w:pStyle w:val="Heading2"/>
@@ -1911,6 +2228,7 @@
         <w:t>Veja também</w:t>
       </w:r>
     </w:p>
+    <w:p/>
     <w:p>
       <w:pPr>
         <w:pStyle w:val="ListBullet"/>
@@ -1919,6 +2237,7 @@
         <w:t>`14_FAQ/VIDA/FAQ-VIDA-0070.md`</w:t>
       </w:r>
     </w:p>
+    <w:p/>
     <w:p>
       <w:pPr>
         <w:pStyle w:val="Heading2"/>
@@ -1927,6 +2246,7 @@
         <w:t>Histórico de revisão</w:t>
       </w:r>
     </w:p>
+    <w:p/>
     <w:p>
       <w:r>
         <w:t>| Data | Versão | Autor | Alteração |</w:t>
@@ -1944,9 +2264,16 @@
     </w:p>
     <w:p>
       <w:r>
-        <w:t>————————————————————————</w:t>
-      </w:r>
-    </w:p>
+        <w:t>| 2026-06-26 | 0.2 | JP-BR Insurance Knowledge Base | Inclusão de limite comercial/compliance para uso seguro em atendimento e NotebookLM. |</w:t>
+      </w:r>
+    </w:p>
+    <w:p/>
+    <w:p>
+      <w:r>
+        <w:br w:type="page"/>
+      </w:r>
+    </w:p>
+    <w:p/>
     <w:p>
       <w:pPr>
         <w:pStyle w:val="Heading1"/>
@@ -1955,6 +2282,7 @@
         <w:t>CASE-VIDA-0030 - Pagamento demora por falta de documentos completos</w:t>
       </w:r>
     </w:p>
+    <w:p/>
     <w:p>
       <w:pPr>
         <w:pStyle w:val="Heading2"/>
@@ -1963,12 +2291,13 @@
         <w:t>Controle</w:t>
       </w:r>
     </w:p>
+    <w:p/>
     <w:p>
       <w:pPr>
         <w:pStyle w:val="ListBullet"/>
       </w:pPr>
       <w:r>
-        <w:t>Versão: 0.1</w:t>
+        <w:t>Versão: 0.2</w:t>
       </w:r>
     </w:p>
     <w:p>
@@ -1992,9 +2321,10 @@
         <w:pStyle w:val="ListBullet"/>
       </w:pPr>
       <w:r>
-        <w:t>Histórico: Criação inicial.</w:t>
-      </w:r>
-    </w:p>
+        <w:t>Histórico: Criação inicial; inclusão de limite comercial/compliance.</w:t>
+      </w:r>
+    </w:p>
+    <w:p/>
     <w:p>
       <w:pPr>
         <w:pStyle w:val="Heading2"/>
@@ -2003,11 +2333,13 @@
         <w:t>Código</w:t>
       </w:r>
     </w:p>
+    <w:p/>
     <w:p>
       <w:r>
         <w:t>CASE-VIDA-0030</w:t>
       </w:r>
     </w:p>
+    <w:p/>
     <w:p>
       <w:pPr>
         <w:pStyle w:val="Heading2"/>
@@ -2016,11 +2348,13 @@
         <w:t>Produto ou categoria</w:t>
       </w:r>
     </w:p>
+    <w:p/>
     <w:p>
       <w:r>
         <w:t>VIDA</w:t>
       </w:r>
     </w:p>
+    <w:p/>
     <w:p>
       <w:pPr>
         <w:pStyle w:val="Heading2"/>
@@ -2029,11 +2363,13 @@
         <w:t>Situação</w:t>
       </w:r>
     </w:p>
+    <w:p/>
     <w:p>
       <w:r>
         <w:t>Pagamento demora por falta de documentos completos.</w:t>
       </w:r>
     </w:p>
+    <w:p/>
     <w:p>
       <w:pPr>
         <w:pStyle w:val="Heading2"/>
@@ -2042,11 +2378,13 @@
         <w:t>Problema</w:t>
       </w:r>
     </w:p>
+    <w:p/>
     <w:p>
       <w:r>
         <w:t>Cliente ou família pode atrasar o recebimento por falta de documento, conta incorreta, representante inadequado ou expectativa de pagamento automático.</w:t>
       </w:r>
     </w:p>
+    <w:p/>
     <w:p>
       <w:pPr>
         <w:pStyle w:val="Heading2"/>
@@ -2055,11 +2393,13 @@
         <w:t>Análise</w:t>
       </w:r>
     </w:p>
+    <w:p/>
     <w:p>
       <w:r>
         <w:t>A solicitação exige documentos corretos, comprovação do evento, identificação das partes e análise formal da seguradora.</w:t>
       </w:r>
     </w:p>
+    <w:p/>
     <w:p>
       <w:pPr>
         <w:pStyle w:val="Heading2"/>
@@ -2068,11 +2408,13 @@
         <w:t>Orientação ao corretor</w:t>
       </w:r>
     </w:p>
+    <w:p/>
     <w:p>
       <w:r>
         <w:t>Organizar a lista de documentos, explicar prazos e acompanhar pedidos adicionais sem prometer resultado antes da análise.</w:t>
       </w:r>
     </w:p>
+    <w:p/>
     <w:p>
       <w:pPr>
         <w:pStyle w:val="Heading2"/>
@@ -2081,11 +2423,13 @@
         <w:t>Como explicar ao cliente brasileiro</w:t>
       </w:r>
     </w:p>
+    <w:p/>
     <w:p>
       <w:r>
         <w:t>Vamos reunir os documentos corretos e acompanhar a análise. O pagamento depende da confirmação da seguradora.</w:t>
       </w:r>
     </w:p>
+    <w:p/>
     <w:p>
       <w:pPr>
         <w:pStyle w:val="Heading2"/>
@@ -2094,19 +2438,37 @@
         <w:t>Resultado esperado</w:t>
       </w:r>
     </w:p>
+    <w:p/>
     <w:p>
       <w:r>
         <w:t>Solicitação organizada, cliente orientado e menor risco de atraso por documentação incompleta.</w:t>
       </w:r>
     </w:p>
+    <w:p/>
     <w:p>
       <w:pPr>
         <w:pStyle w:val="Heading2"/>
       </w:pPr>
       <w:r>
+        <w:t>Limite comercial/compliance</w:t>
+      </w:r>
+    </w:p>
+    <w:p/>
+    <w:p>
+      <w:r>
+        <w:t>O corretor deve usar este caso como orientação de atendimento, sem prometer aceitação, cobertura, valor de indenização, prazo, benefício fiscal, manutenção de contrato ou resultado de análise. A decisão final depende da apólice, declaração de saúde, documentos, situação familiar, regras fiscais quando aplicáveis e avaliação da seguradora ou órgão competente.</w:t>
+      </w:r>
+    </w:p>
+    <w:p/>
+    <w:p>
+      <w:pPr>
+        <w:pStyle w:val="Heading2"/>
+      </w:pPr>
+      <w:r>
         <w:t>Termos relacionados</w:t>
       </w:r>
     </w:p>
+    <w:p/>
     <w:p>
       <w:pPr>
         <w:pStyle w:val="ListBullet"/>
@@ -2123,6 +2485,7 @@
         <w:t>VIDA-0074 - 追加書類 - Documentos adicionais</w:t>
       </w:r>
     </w:p>
+    <w:p/>
     <w:p>
       <w:pPr>
         <w:pStyle w:val="Heading2"/>
@@ -2131,6 +2494,7 @@
         <w:t>FAQs relacionadas</w:t>
       </w:r>
     </w:p>
+    <w:p/>
     <w:p>
       <w:pPr>
         <w:pStyle w:val="ListBullet"/>
@@ -2147,6 +2511,7 @@
         <w:t>FAQ-VIDA-0074</w:t>
       </w:r>
     </w:p>
+    <w:p/>
     <w:p>
       <w:pPr>
         <w:pStyle w:val="Heading2"/>
@@ -2155,6 +2520,7 @@
         <w:t>Diálogos relacionados</w:t>
       </w:r>
     </w:p>
+    <w:p/>
     <w:p>
       <w:pPr>
         <w:pStyle w:val="ListBullet"/>
@@ -2163,6 +2529,7 @@
         <w:t>DIALOGUE-VIDA-0019</w:t>
       </w:r>
     </w:p>
+    <w:p/>
     <w:p>
       <w:pPr>
         <w:pStyle w:val="Heading2"/>
@@ -2171,6 +2538,7 @@
         <w:t>Referências cruzadas</w:t>
       </w:r>
     </w:p>
+    <w:p/>
     <w:p>
       <w:pPr>
         <w:pStyle w:val="ListBullet"/>
@@ -2211,6 +2579,7 @@
         <w:t>DIALOGUE-VIDA-0019</w:t>
       </w:r>
     </w:p>
+    <w:p/>
     <w:p>
       <w:pPr>
         <w:pStyle w:val="Heading2"/>
@@ -2219,6 +2588,7 @@
         <w:t>Referências</w:t>
       </w:r>
     </w:p>
+    <w:p/>
     <w:p>
       <w:pPr>
         <w:pStyle w:val="ListBullet"/>
@@ -2227,6 +2597,7 @@
         <w:t>Documento interno: `EDITORIAL_RULES.md`</w:t>
       </w:r>
     </w:p>
+    <w:p/>
     <w:p>
       <w:pPr>
         <w:pStyle w:val="Heading2"/>
@@ -2235,6 +2606,7 @@
         <w:t>Tags</w:t>
       </w:r>
     </w:p>
+    <w:p/>
     <w:p>
       <w:pPr>
         <w:pStyle w:val="ListBullet"/>
@@ -2267,6 +2639,7 @@
         <w:t>documentos</w:t>
       </w:r>
     </w:p>
+    <w:p/>
     <w:p>
       <w:pPr>
         <w:pStyle w:val="Heading2"/>
@@ -2275,6 +2648,7 @@
         <w:t>Veja também</w:t>
       </w:r>
     </w:p>
+    <w:p/>
     <w:p>
       <w:pPr>
         <w:pStyle w:val="ListBullet"/>
@@ -2283,6 +2657,7 @@
         <w:t>`14_FAQ/VIDA/FAQ-VIDA-0073.md`</w:t>
       </w:r>
     </w:p>
+    <w:p/>
     <w:p>
       <w:pPr>
         <w:pStyle w:val="Heading2"/>
@@ -2291,6 +2666,7 @@
         <w:t>Histórico de revisão</w:t>
       </w:r>
     </w:p>
+    <w:p/>
     <w:p>
       <w:r>
         <w:t>| Data | Versão | Autor | Alteração |</w:t>
@@ -2308,9 +2684,16 @@
     </w:p>
     <w:p>
       <w:r>
-        <w:t>————————————————————————</w:t>
-      </w:r>
-    </w:p>
+        <w:t>| 2026-06-26 | 0.2 | JP-BR Insurance Knowledge Base | Inclusão de limite comercial/compliance para uso seguro em atendimento e NotebookLM. |</w:t>
+      </w:r>
+    </w:p>
+    <w:p/>
+    <w:p>
+      <w:r>
+        <w:br w:type="page"/>
+      </w:r>
+    </w:p>
+    <w:p/>
     <w:p>
       <w:pPr>
         <w:pStyle w:val="Heading1"/>
@@ -2319,6 +2702,7 @@
         <w:t>CASE-VIDA-0031 - Seguradora precisa confirmar fatos ou investigar</w:t>
       </w:r>
     </w:p>
+    <w:p/>
     <w:p>
       <w:pPr>
         <w:pStyle w:val="Heading2"/>
@@ -2327,12 +2711,13 @@
         <w:t>Controle</w:t>
       </w:r>
     </w:p>
+    <w:p/>
     <w:p>
       <w:pPr>
         <w:pStyle w:val="ListBullet"/>
       </w:pPr>
       <w:r>
-        <w:t>Versão: 0.1</w:t>
+        <w:t>Versão: 0.2</w:t>
       </w:r>
     </w:p>
     <w:p>
@@ -2356,9 +2741,10 @@
         <w:pStyle w:val="ListBullet"/>
       </w:pPr>
       <w:r>
-        <w:t>Histórico: Criação inicial.</w:t>
-      </w:r>
-    </w:p>
+        <w:t>Histórico: Criação inicial; inclusão de limite comercial/compliance.</w:t>
+      </w:r>
+    </w:p>
+    <w:p/>
     <w:p>
       <w:pPr>
         <w:pStyle w:val="Heading2"/>
@@ -2367,11 +2753,13 @@
         <w:t>Código</w:t>
       </w:r>
     </w:p>
+    <w:p/>
     <w:p>
       <w:r>
         <w:t>CASE-VIDA-0031</w:t>
       </w:r>
     </w:p>
+    <w:p/>
     <w:p>
       <w:pPr>
         <w:pStyle w:val="Heading2"/>
@@ -2380,11 +2768,13 @@
         <w:t>Produto ou categoria</w:t>
       </w:r>
     </w:p>
+    <w:p/>
     <w:p>
       <w:r>
         <w:t>VIDA</w:t>
       </w:r>
     </w:p>
+    <w:p/>
     <w:p>
       <w:pPr>
         <w:pStyle w:val="Heading2"/>
@@ -2393,11 +2783,13 @@
         <w:t>Situação</w:t>
       </w:r>
     </w:p>
+    <w:p/>
     <w:p>
       <w:r>
         <w:t>Seguradora precisa confirmar fatos ou investigar.</w:t>
       </w:r>
     </w:p>
+    <w:p/>
     <w:p>
       <w:pPr>
         <w:pStyle w:val="Heading2"/>
@@ -2406,11 +2798,13 @@
         <w:t>Problema</w:t>
       </w:r>
     </w:p>
+    <w:p/>
     <w:p>
       <w:r>
         <w:t>Cliente ou família pode atrasar o recebimento por falta de documento, conta incorreta, representante inadequado ou expectativa de pagamento automático.</w:t>
       </w:r>
     </w:p>
+    <w:p/>
     <w:p>
       <w:pPr>
         <w:pStyle w:val="Heading2"/>
@@ -2419,11 +2813,13 @@
         <w:t>Análise</w:t>
       </w:r>
     </w:p>
+    <w:p/>
     <w:p>
       <w:r>
         <w:t>A solicitação exige documentos corretos, comprovação do evento, identificação das partes e análise formal da seguradora.</w:t>
       </w:r>
     </w:p>
+    <w:p/>
     <w:p>
       <w:pPr>
         <w:pStyle w:val="Heading2"/>
@@ -2432,11 +2828,13 @@
         <w:t>Orientação ao corretor</w:t>
       </w:r>
     </w:p>
+    <w:p/>
     <w:p>
       <w:r>
         <w:t>Organizar a lista de documentos, explicar prazos e acompanhar pedidos adicionais sem prometer resultado antes da análise.</w:t>
       </w:r>
     </w:p>
+    <w:p/>
     <w:p>
       <w:pPr>
         <w:pStyle w:val="Heading2"/>
@@ -2445,11 +2843,13 @@
         <w:t>Como explicar ao cliente brasileiro</w:t>
       </w:r>
     </w:p>
+    <w:p/>
     <w:p>
       <w:r>
         <w:t>Vamos reunir os documentos corretos e acompanhar a análise. O pagamento depende da confirmação da seguradora.</w:t>
       </w:r>
     </w:p>
+    <w:p/>
     <w:p>
       <w:pPr>
         <w:pStyle w:val="Heading2"/>
@@ -2458,19 +2858,37 @@
         <w:t>Resultado esperado</w:t>
       </w:r>
     </w:p>
+    <w:p/>
     <w:p>
       <w:r>
         <w:t>Solicitação organizada, cliente orientado e menor risco de atraso por documentação incompleta.</w:t>
       </w:r>
     </w:p>
+    <w:p/>
     <w:p>
       <w:pPr>
         <w:pStyle w:val="Heading2"/>
       </w:pPr>
       <w:r>
+        <w:t>Limite comercial/compliance</w:t>
+      </w:r>
+    </w:p>
+    <w:p/>
+    <w:p>
+      <w:r>
+        <w:t>O corretor deve usar este caso como orientação de atendimento, sem prometer aceitação, cobertura, valor de indenização, prazo, benefício fiscal, manutenção de contrato ou resultado de análise. A decisão final depende da apólice, declaração de saúde, documentos, situação familiar, regras fiscais quando aplicáveis e avaliação da seguradora ou órgão competente.</w:t>
+      </w:r>
+    </w:p>
+    <w:p/>
+    <w:p>
+      <w:pPr>
+        <w:pStyle w:val="Heading2"/>
+      </w:pPr>
+      <w:r>
         <w:t>Termos relacionados</w:t>
       </w:r>
     </w:p>
+    <w:p/>
     <w:p>
       <w:pPr>
         <w:pStyle w:val="ListBullet"/>
@@ -2487,6 +2905,7 @@
         <w:t>VIDA-0076 - 調査 - Investigação da seguradora</w:t>
       </w:r>
     </w:p>
+    <w:p/>
     <w:p>
       <w:pPr>
         <w:pStyle w:val="Heading2"/>
@@ -2495,6 +2914,7 @@
         <w:t>FAQs relacionadas</w:t>
       </w:r>
     </w:p>
+    <w:p/>
     <w:p>
       <w:pPr>
         <w:pStyle w:val="ListBullet"/>
@@ -2511,6 +2931,7 @@
         <w:t>FAQ-VIDA-0076</w:t>
       </w:r>
     </w:p>
+    <w:p/>
     <w:p>
       <w:pPr>
         <w:pStyle w:val="Heading2"/>
@@ -2519,6 +2940,7 @@
         <w:t>Diálogos relacionados</w:t>
       </w:r>
     </w:p>
+    <w:p/>
     <w:p>
       <w:pPr>
         <w:pStyle w:val="ListBullet"/>
@@ -2527,6 +2949,7 @@
         <w:t>DIALOGUE-VIDA-0019</w:t>
       </w:r>
     </w:p>
+    <w:p/>
     <w:p>
       <w:pPr>
         <w:pStyle w:val="Heading2"/>
@@ -2535,6 +2958,7 @@
         <w:t>Referências cruzadas</w:t>
       </w:r>
     </w:p>
+    <w:p/>
     <w:p>
       <w:pPr>
         <w:pStyle w:val="ListBullet"/>
@@ -2575,6 +2999,7 @@
         <w:t>DIALOGUE-VIDA-0019</w:t>
       </w:r>
     </w:p>
+    <w:p/>
     <w:p>
       <w:pPr>
         <w:pStyle w:val="Heading2"/>
@@ -2583,6 +3008,7 @@
         <w:t>Referências</w:t>
       </w:r>
     </w:p>
+    <w:p/>
     <w:p>
       <w:pPr>
         <w:pStyle w:val="ListBullet"/>
@@ -2591,6 +3017,7 @@
         <w:t>Documento interno: `EDITORIAL_RULES.md`</w:t>
       </w:r>
     </w:p>
+    <w:p/>
     <w:p>
       <w:pPr>
         <w:pStyle w:val="Heading2"/>
@@ -2599,6 +3026,7 @@
         <w:t>Tags</w:t>
       </w:r>
     </w:p>
+    <w:p/>
     <w:p>
       <w:pPr>
         <w:pStyle w:val="ListBullet"/>
@@ -2631,6 +3059,7 @@
         <w:t>documentos</w:t>
       </w:r>
     </w:p>
+    <w:p/>
     <w:p>
       <w:pPr>
         <w:pStyle w:val="Heading2"/>
@@ -2639,6 +3068,7 @@
         <w:t>Veja também</w:t>
       </w:r>
     </w:p>
+    <w:p/>
     <w:p>
       <w:pPr>
         <w:pStyle w:val="ListBullet"/>
@@ -2647,6 +3077,7 @@
         <w:t>`14_FAQ/VIDA/FAQ-VIDA-0075.md`</w:t>
       </w:r>
     </w:p>
+    <w:p/>
     <w:p>
       <w:pPr>
         <w:pStyle w:val="Heading2"/>
@@ -2655,6 +3086,7 @@
         <w:t>Histórico de revisão</w:t>
       </w:r>
     </w:p>
+    <w:p/>
     <w:p>
       <w:r>
         <w:t>| Data | Versão | Autor | Alteração |</w:t>
@@ -2672,9 +3104,16 @@
     </w:p>
     <w:p>
       <w:r>
-        <w:t>————————————————————————</w:t>
-      </w:r>
-    </w:p>
+        <w:t>| 2026-06-26 | 0.2 | JP-BR Insurance Knowledge Base | Inclusão de limite comercial/compliance para uso seguro em atendimento e NotebookLM. |</w:t>
+      </w:r>
+    </w:p>
+    <w:p/>
+    <w:p>
+      <w:r>
+        <w:br w:type="page"/>
+      </w:r>
+    </w:p>
+    <w:p/>
     <w:p>
       <w:pPr>
         <w:pStyle w:val="Heading1"/>
@@ -2683,6 +3122,7 @@
         <w:t>CASE-VIDA-0032 - Solicitação feita por representante, menor ou herdeiro</w:t>
       </w:r>
     </w:p>
+    <w:p/>
     <w:p>
       <w:pPr>
         <w:pStyle w:val="Heading2"/>
@@ -2691,12 +3131,13 @@
         <w:t>Controle</w:t>
       </w:r>
     </w:p>
+    <w:p/>
     <w:p>
       <w:pPr>
         <w:pStyle w:val="ListBullet"/>
       </w:pPr>
       <w:r>
-        <w:t>Versão: 0.1</w:t>
+        <w:t>Versão: 0.2</w:t>
       </w:r>
     </w:p>
     <w:p>
@@ -2720,9 +3161,10 @@
         <w:pStyle w:val="ListBullet"/>
       </w:pPr>
       <w:r>
-        <w:t>Histórico: Criação inicial.</w:t>
-      </w:r>
-    </w:p>
+        <w:t>Histórico: Criação inicial; inclusão de limite comercial/compliance.</w:t>
+      </w:r>
+    </w:p>
+    <w:p/>
     <w:p>
       <w:pPr>
         <w:pStyle w:val="Heading2"/>
@@ -2731,11 +3173,13 @@
         <w:t>Código</w:t>
       </w:r>
     </w:p>
+    <w:p/>
     <w:p>
       <w:r>
         <w:t>CASE-VIDA-0032</w:t>
       </w:r>
     </w:p>
+    <w:p/>
     <w:p>
       <w:pPr>
         <w:pStyle w:val="Heading2"/>
@@ -2744,11 +3188,13 @@
         <w:t>Produto ou categoria</w:t>
       </w:r>
     </w:p>
+    <w:p/>
     <w:p>
       <w:r>
         <w:t>VIDA</w:t>
       </w:r>
     </w:p>
+    <w:p/>
     <w:p>
       <w:pPr>
         <w:pStyle w:val="Heading2"/>
@@ -2757,11 +3203,13 @@
         <w:t>Situação</w:t>
       </w:r>
     </w:p>
+    <w:p/>
     <w:p>
       <w:r>
         <w:t>Solicitação feita por representante, menor ou herdeiro.</w:t>
       </w:r>
     </w:p>
+    <w:p/>
     <w:p>
       <w:pPr>
         <w:pStyle w:val="Heading2"/>
@@ -2770,11 +3218,13 @@
         <w:t>Problema</w:t>
       </w:r>
     </w:p>
+    <w:p/>
     <w:p>
       <w:r>
         <w:t>Cliente ou família pode atrasar o recebimento por falta de documento, conta incorreta, representante inadequado ou expectativa de pagamento automático.</w:t>
       </w:r>
     </w:p>
+    <w:p/>
     <w:p>
       <w:pPr>
         <w:pStyle w:val="Heading2"/>
@@ -2783,11 +3233,13 @@
         <w:t>Análise</w:t>
       </w:r>
     </w:p>
+    <w:p/>
     <w:p>
       <w:r>
         <w:t>A solicitação exige documentos corretos, comprovação do evento, identificação das partes e análise formal da seguradora.</w:t>
       </w:r>
     </w:p>
+    <w:p/>
     <w:p>
       <w:pPr>
         <w:pStyle w:val="Heading2"/>
@@ -2796,11 +3248,13 @@
         <w:t>Orientação ao corretor</w:t>
       </w:r>
     </w:p>
+    <w:p/>
     <w:p>
       <w:r>
         <w:t>Organizar a lista de documentos, explicar prazos e acompanhar pedidos adicionais sem prometer resultado antes da análise.</w:t>
       </w:r>
     </w:p>
+    <w:p/>
     <w:p>
       <w:pPr>
         <w:pStyle w:val="Heading2"/>
@@ -2809,11 +3263,13 @@
         <w:t>Como explicar ao cliente brasileiro</w:t>
       </w:r>
     </w:p>
+    <w:p/>
     <w:p>
       <w:r>
         <w:t>Vamos reunir os documentos corretos e acompanhar a análise. O pagamento depende da confirmação da seguradora.</w:t>
       </w:r>
     </w:p>
+    <w:p/>
     <w:p>
       <w:pPr>
         <w:pStyle w:val="Heading2"/>
@@ -2822,19 +3278,37 @@
         <w:t>Resultado esperado</w:t>
       </w:r>
     </w:p>
+    <w:p/>
     <w:p>
       <w:r>
         <w:t>Solicitação organizada, cliente orientado e menor risco de atraso por documentação incompleta.</w:t>
       </w:r>
     </w:p>
+    <w:p/>
     <w:p>
       <w:pPr>
         <w:pStyle w:val="Heading2"/>
       </w:pPr>
       <w:r>
+        <w:t>Limite comercial/compliance</w:t>
+      </w:r>
+    </w:p>
+    <w:p/>
+    <w:p>
+      <w:r>
+        <w:t>O corretor deve usar este caso como orientação de atendimento, sem prometer aceitação, cobertura, valor de indenização, prazo, benefício fiscal, manutenção de contrato ou resultado de análise. A decisão final depende da apólice, declaração de saúde, documentos, situação familiar, regras fiscais quando aplicáveis e avaliação da seguradora ou órgão competente.</w:t>
+      </w:r>
+    </w:p>
+    <w:p/>
+    <w:p>
+      <w:pPr>
+        <w:pStyle w:val="Heading2"/>
+      </w:pPr>
+      <w:r>
         <w:t>Termos relacionados</w:t>
       </w:r>
     </w:p>
+    <w:p/>
     <w:p>
       <w:pPr>
         <w:pStyle w:val="ListBullet"/>
@@ -2867,6 +3341,7 @@
         <w:t>VIDA-0080 - 相続人 - Herdeiro</w:t>
       </w:r>
     </w:p>
+    <w:p/>
     <w:p>
       <w:pPr>
         <w:pStyle w:val="Heading2"/>
@@ -2875,6 +3350,7 @@
         <w:t>FAQs relacionadas</w:t>
       </w:r>
     </w:p>
+    <w:p/>
     <w:p>
       <w:pPr>
         <w:pStyle w:val="ListBullet"/>
@@ -2907,6 +3383,7 @@
         <w:t>FAQ-VIDA-0080</w:t>
       </w:r>
     </w:p>
+    <w:p/>
     <w:p>
       <w:pPr>
         <w:pStyle w:val="Heading2"/>
@@ -2915,6 +3392,7 @@
         <w:t>Diálogos relacionados</w:t>
       </w:r>
     </w:p>
+    <w:p/>
     <w:p>
       <w:pPr>
         <w:pStyle w:val="ListBullet"/>
@@ -2923,6 +3401,7 @@
         <w:t>DIALOGUE-VIDA-0020</w:t>
       </w:r>
     </w:p>
+    <w:p/>
     <w:p>
       <w:pPr>
         <w:pStyle w:val="Heading2"/>
@@ -2931,6 +3410,7 @@
         <w:t>Referências cruzadas</w:t>
       </w:r>
     </w:p>
+    <w:p/>
     <w:p>
       <w:pPr>
         <w:pStyle w:val="ListBullet"/>
@@ -3003,6 +3483,7 @@
         <w:t>DIALOGUE-VIDA-0020</w:t>
       </w:r>
     </w:p>
+    <w:p/>
     <w:p>
       <w:pPr>
         <w:pStyle w:val="Heading2"/>
@@ -3011,6 +3492,7 @@
         <w:t>Referências</w:t>
       </w:r>
     </w:p>
+    <w:p/>
     <w:p>
       <w:pPr>
         <w:pStyle w:val="ListBullet"/>
@@ -3019,6 +3501,7 @@
         <w:t>Documento interno: `EDITORIAL_RULES.md`</w:t>
       </w:r>
     </w:p>
+    <w:p/>
     <w:p>
       <w:pPr>
         <w:pStyle w:val="Heading2"/>
@@ -3027,6 +3510,7 @@
         <w:t>Tags</w:t>
       </w:r>
     </w:p>
+    <w:p/>
     <w:p>
       <w:pPr>
         <w:pStyle w:val="ListBullet"/>
@@ -3059,6 +3543,7 @@
         <w:t>documentos</w:t>
       </w:r>
     </w:p>
+    <w:p/>
     <w:p>
       <w:pPr>
         <w:pStyle w:val="Heading2"/>
@@ -3067,6 +3552,7 @@
         <w:t>Veja também</w:t>
       </w:r>
     </w:p>
+    <w:p/>
     <w:p>
       <w:pPr>
         <w:pStyle w:val="ListBullet"/>
@@ -3075,6 +3561,7 @@
         <w:t>`14_FAQ/VIDA/FAQ-VIDA-0077.md`</w:t>
       </w:r>
     </w:p>
+    <w:p/>
     <w:p>
       <w:pPr>
         <w:pStyle w:val="Heading2"/>
@@ -3083,6 +3570,7 @@
         <w:t>Histórico de revisão</w:t>
       </w:r>
     </w:p>
+    <w:p/>
     <w:p>
       <w:r>
         <w:t>| Data | Versão | Autor | Alteração |</w:t>
@@ -3096,6 +3584,36 @@
     <w:p>
       <w:r>
         <w:t>| 2026-06-26 | 0.1 | JP-BR Insurance Knowledge Base | Criação inicial. |</w:t>
+      </w:r>
+    </w:p>
+    <w:p>
+      <w:r>
+        <w:t>| 2026-06-26 | 0.2 | JP-BR Insurance Knowledge Base | Inclusão de limite comercial/compliance para uso seguro em atendimento e NotebookLM. |</w:t>
+      </w:r>
+    </w:p>
+    <w:p/>
+    <w:p>
+      <w:pPr>
+        <w:pStyle w:val="Heading2"/>
+      </w:pPr>
+      <w:r>
+        <w:t>Histórico de revisão</w:t>
+      </w:r>
+    </w:p>
+    <w:p/>
+    <w:p>
+      <w:r>
+        <w:t>| Data | Versão | Autor | Alteração |</w:t>
+      </w:r>
+    </w:p>
+    <w:p>
+      <w:r>
+        <w:t>| --- | --- | --- | --- |</w:t>
+      </w:r>
+    </w:p>
+    <w:p>
+      <w:r>
+        <w:t>| 2026-06-26 | 0.2 | JP-BR Insurance Knowledge Base | Regeneração do pacote com normalização de compliance dos estudos de caso VIDA. |</w:t>
       </w:r>
     </w:p>
     <w:sectPr>
@@ -3472,7 +3990,7 @@
     <w:qFormat/>
     <w:rsid w:val="00FC693F"/>
     <w:rPr>
-      <w:rFonts w:ascii="Arial Unicode MS" w:hAnsi="Arial Unicode MS"/>
+      <w:rFonts w:ascii="Arial" w:hAnsi="Arial"/>
       <w:sz w:val="20"/>
     </w:rPr>
   </w:style>
